--- a/docs/Отчет_резервное_копирование_и_мониторинг_БД.docx
+++ b/docs/Отчет_резервное_копирование_и_мониторинг_БД.docx
@@ -33,6 +33,55 @@
     <w:p>
       <w:r>
         <w:t>В качестве СУБД используется SQLite. Резервная копия создана копированием файла базы данных в формате .bak: UserXX_РКБД_Дмитриенко.bak.</w:t>
+      </w:r>
+    </w:p>
+    <w:p>
+      <w:pPr>
+        <w:ind w:firstLine="0"/>
+        <w:jc w:val="center"/>
+      </w:pPr>
+      <w:r>
+        <w:drawing>
+          <wp:inline xmlns:a="http://schemas.openxmlformats.org/drawingml/2006/main" xmlns:pic="http://schemas.openxmlformats.org/drawingml/2006/picture">
+            <wp:extent cx="6035040" cy="1939834"/>
+            <wp:docPr id="1" name="Picture 1"/>
+            <wp:cNvGraphicFramePr>
+              <a:graphicFrameLocks noChangeAspect="1"/>
+            </wp:cNvGraphicFramePr>
+            <a:graphic>
+              <a:graphicData uri="http://schemas.openxmlformats.org/drawingml/2006/picture">
+                <pic:pic>
+                  <pic:nvPicPr>
+                    <pic:cNvPr id="0" name="05_backup_process.png"/>
+                    <pic:cNvPicPr/>
+                  </pic:nvPicPr>
+                  <pic:blipFill>
+                    <a:blip r:embed="rId9"/>
+                    <a:stretch>
+                      <a:fillRect/>
+                    </a:stretch>
+                  </pic:blipFill>
+                  <pic:spPr>
+                    <a:xfrm>
+                      <a:off x="0" y="0"/>
+                      <a:ext cx="6035040" cy="1939834"/>
+                    </a:xfrm>
+                    <a:prstGeom prst="rect"/>
+                  </pic:spPr>
+                </pic:pic>
+              </a:graphicData>
+            </a:graphic>
+          </wp:inline>
+        </w:drawing>
+      </w:r>
+    </w:p>
+    <w:p>
+      <w:pPr>
+        <w:ind w:firstLine="0"/>
+        <w:jc w:val="center"/>
+      </w:pPr>
+      <w:r>
+        <w:t>Рисунок 1 - Скриншот процесса резервного копирования базы данных</w:t>
       </w:r>
     </w:p>
     <w:p>
@@ -212,6 +261,55 @@
         </w:tc>
       </w:tr>
     </w:tbl>
+    <w:p>
+      <w:pPr>
+        <w:ind w:firstLine="0"/>
+        <w:jc w:val="center"/>
+      </w:pPr>
+      <w:r>
+        <w:drawing>
+          <wp:inline xmlns:a="http://schemas.openxmlformats.org/drawingml/2006/main" xmlns:pic="http://schemas.openxmlformats.org/drawingml/2006/picture">
+            <wp:extent cx="6035040" cy="2079933"/>
+            <wp:docPr id="2" name="Picture 2"/>
+            <wp:cNvGraphicFramePr>
+              <a:graphicFrameLocks noChangeAspect="1"/>
+            </wp:cNvGraphicFramePr>
+            <a:graphic>
+              <a:graphicData uri="http://schemas.openxmlformats.org/drawingml/2006/picture">
+                <pic:pic>
+                  <pic:nvPicPr>
+                    <pic:cNvPr id="0" name="06_db_disk_usage_report.png"/>
+                    <pic:cNvPicPr/>
+                  </pic:nvPicPr>
+                  <pic:blipFill>
+                    <a:blip r:embed="rId10"/>
+                    <a:stretch>
+                      <a:fillRect/>
+                    </a:stretch>
+                  </pic:blipFill>
+                  <pic:spPr>
+                    <a:xfrm>
+                      <a:off x="0" y="0"/>
+                      <a:ext cx="6035040" cy="2079933"/>
+                    </a:xfrm>
+                    <a:prstGeom prst="rect"/>
+                  </pic:spPr>
+                </pic:pic>
+              </a:graphicData>
+            </a:graphic>
+          </wp:inline>
+        </w:drawing>
+      </w:r>
+    </w:p>
+    <w:p>
+      <w:pPr>
+        <w:ind w:firstLine="0"/>
+        <w:jc w:val="center"/>
+      </w:pPr>
+      <w:r>
+        <w:t>Рисунок 2 - Скриншот отчета об использовании места базой данных</w:t>
+      </w:r>
+    </w:p>
     <w:p>
       <w:pPr>
         <w:spacing w:before="120" w:after="120"/>
@@ -769,6 +867,55 @@
         </w:tc>
       </w:tr>
     </w:tbl>
+    <w:p>
+      <w:pPr>
+        <w:ind w:firstLine="0"/>
+        <w:jc w:val="center"/>
+      </w:pPr>
+      <w:r>
+        <w:drawing>
+          <wp:inline xmlns:a="http://schemas.openxmlformats.org/drawingml/2006/main" xmlns:pic="http://schemas.openxmlformats.org/drawingml/2006/picture">
+            <wp:extent cx="6035040" cy="3071404"/>
+            <wp:docPr id="3" name="Picture 3"/>
+            <wp:cNvGraphicFramePr>
+              <a:graphicFrameLocks noChangeAspect="1"/>
+            </wp:cNvGraphicFramePr>
+            <a:graphic>
+              <a:graphicData uri="http://schemas.openxmlformats.org/drawingml/2006/picture">
+                <pic:pic>
+                  <pic:nvPicPr>
+                    <pic:cNvPr id="0" name="07_table_disk_usage_report.png"/>
+                    <pic:cNvPicPr/>
+                  </pic:nvPicPr>
+                  <pic:blipFill>
+                    <a:blip r:embed="rId11"/>
+                    <a:stretch>
+                      <a:fillRect/>
+                    </a:stretch>
+                  </pic:blipFill>
+                  <pic:spPr>
+                    <a:xfrm>
+                      <a:off x="0" y="0"/>
+                      <a:ext cx="6035040" cy="3071404"/>
+                    </a:xfrm>
+                    <a:prstGeom prst="rect"/>
+                  </pic:spPr>
+                </pic:pic>
+              </a:graphicData>
+            </a:graphic>
+          </wp:inline>
+        </w:drawing>
+      </w:r>
+    </w:p>
+    <w:p>
+      <w:pPr>
+        <w:ind w:firstLine="0"/>
+        <w:jc w:val="center"/>
+      </w:pPr>
+      <w:r>
+        <w:t>Рисунок 3 - Скриншот подробного отчета по таблицам базы данных</w:t>
+      </w:r>
+    </w:p>
     <w:sectPr>
       <w:pgSz w:w="12240" w:h="15840"/>
       <w:pgMar w:top="1134" w:right="850" w:bottom="1134" w:left="1701" w:header="720" w:footer="720" w:gutter="0"/>

--- a/docs/Отчет_резервное_копирование_и_мониторинг_БД.docx
+++ b/docs/Отчет_резервное_копирование_и_мониторинг_БД.docx
@@ -165,7 +165,7 @@
                 <w:rFonts w:ascii="Times New Roman" w:hAnsi="Times New Roman"/>
                 <w:sz w:val="24"/>
               </w:rPr>
-              <w:t>src/StroyMaterials.App/Data/stroymaterials.db</w:t>
+              <w:t>StroyMaterials.App/Data/stroymaterials.db</w:t>
             </w:r>
           </w:p>
         </w:tc>
